--- a/BridgeU-TestPlanV0.1.docx
+++ b/BridgeU-TestPlanV0.1.docx
@@ -591,18 +591,20 @@
               <w:spacing w:before="6" w:after="0" w:line="266" w:lineRule="exact"/>
               <w:jc w:val="center"/>
               <w:rPr>
-                <w:rFonts w:ascii="TimesNewRomanPSMT" w:eastAsia="TimesNewRomanPSMT" w:hAnsi="TimesNewRomanPSMT"/>
-                <w:color w:val="000000"/>
-                <w:sz w:val="24"/>
-              </w:rPr>
-            </w:pPr>
-            <w:r>
-              <w:rPr>
-                <w:rFonts w:ascii="TimesNewRomanPSMT" w:eastAsia="TimesNewRomanPSMT" w:hAnsi="TimesNewRomanPSMT" w:hint="eastAsia"/>
-                <w:color w:val="000000"/>
-                <w:sz w:val="24"/>
-              </w:rPr>
-              <w:t>YD</w:t>
+                <w:rFonts w:ascii="TimesNewRomanPSMT" w:hAnsi="TimesNewRomanPSMT" w:hint="eastAsia"/>
+                <w:color w:val="000000"/>
+                <w:sz w:val="24"/>
+                <w:lang w:eastAsia="zh-CN"/>
+              </w:rPr>
+            </w:pPr>
+            <w:r>
+              <w:rPr>
+                <w:rFonts w:ascii="TimesNewRomanPSMT" w:hAnsi="TimesNewRomanPSMT" w:hint="eastAsia"/>
+                <w:color w:val="000000"/>
+                <w:sz w:val="24"/>
+                <w:lang w:eastAsia="zh-CN"/>
+              </w:rPr>
+              <w:t>TD</w:t>
             </w:r>
           </w:p>
         </w:tc>
@@ -3260,31 +3262,7 @@
           <w:sz w:val="24"/>
           <w:lang w:eastAsia="zh-CN"/>
         </w:rPr>
-        <w:t xml:space="preserve">Test </w:t>
-      </w:r>
-      <w:proofErr w:type="gramStart"/>
-      <w:r>
-        <w:rPr>
-          <w:rFonts w:ascii="TimesNewRomanPS" w:hAnsi="TimesNewRomanPS"/>
-          <w:b/>
-          <w:bCs/>
-          <w:color w:val="000000"/>
-          <w:sz w:val="24"/>
-          <w:lang w:eastAsia="zh-CN"/>
-        </w:rPr>
-        <w:t>fetchDailyBriefing(</w:t>
-      </w:r>
-      <w:proofErr w:type="gramEnd"/>
-      <w:r>
-        <w:rPr>
-          <w:rFonts w:ascii="TimesNewRomanPS" w:hAnsi="TimesNewRomanPS"/>
-          <w:b/>
-          <w:bCs/>
-          <w:color w:val="000000"/>
-          <w:sz w:val="24"/>
-          <w:lang w:eastAsia="zh-CN"/>
-        </w:rPr>
-        <w:t>)</w:t>
+        <w:t>Test fetchDailyBriefing()</w:t>
       </w:r>
     </w:p>
     <w:p>
@@ -4878,29 +4856,7 @@
           <w:color w:val="000000"/>
           <w:sz w:val="24"/>
         </w:rPr>
-        <w:t xml:space="preserve">Test </w:t>
-      </w:r>
-      <w:proofErr w:type="gramStart"/>
-      <w:r>
-        <w:rPr>
-          <w:rFonts w:ascii="TimesNewRomanPS" w:eastAsia="TimesNewRomanPS" w:hAnsi="TimesNewRomanPS"/>
-          <w:b/>
-          <w:bCs/>
-          <w:color w:val="000000"/>
-          <w:sz w:val="24"/>
-        </w:rPr>
-        <w:t>fetchNewsDetail(</w:t>
-      </w:r>
-      <w:proofErr w:type="gramEnd"/>
-      <w:r>
-        <w:rPr>
-          <w:rFonts w:ascii="TimesNewRomanPS" w:eastAsia="TimesNewRomanPS" w:hAnsi="TimesNewRomanPS"/>
-          <w:b/>
-          <w:bCs/>
-          <w:color w:val="000000"/>
-          <w:sz w:val="24"/>
-        </w:rPr>
-        <w:t>)</w:t>
+        <w:t>Test fetchNewsDetail()</w:t>
       </w:r>
     </w:p>
     <w:p>
@@ -4913,8 +4869,6 @@
           <w:lang w:eastAsia="zh-CN"/>
         </w:rPr>
       </w:pPr>
-      <w:proofErr w:type="spellStart"/>
-      <w:proofErr w:type="gramStart"/>
       <w:r>
         <w:rPr>
           <w:rFonts w:ascii="TimesNewRomanPS" w:hAnsi="TimesNewRomanPS"/>
@@ -4934,63 +4888,7 @@
           <w:sz w:val="24"/>
           <w:lang w:eastAsia="zh-CN"/>
         </w:rPr>
-        <w:t>Tests</w:t>
-      </w:r>
-      <w:proofErr w:type="spellEnd"/>
-      <w:proofErr w:type="gramEnd"/>
-      <w:r>
-        <w:rPr>
-          <w:rFonts w:ascii="TimesNewRomanPS" w:hAnsi="TimesNewRomanPS"/>
-          <w:bCs/>
-          <w:color w:val="000000"/>
-          <w:sz w:val="24"/>
-          <w:lang w:eastAsia="zh-CN"/>
-        </w:rPr>
-        <w:t xml:space="preserve"> the frontend component method for fetching news details, verifying </w:t>
-      </w:r>
-      <w:proofErr w:type="gramStart"/>
-      <w:r>
-        <w:rPr>
-          <w:rFonts w:ascii="TimesNewRomanPS" w:hAnsi="TimesNewRomanPS"/>
-          <w:bCs/>
-          <w:color w:val="000000"/>
-          <w:sz w:val="24"/>
-          <w:lang w:eastAsia="zh-CN"/>
-        </w:rPr>
-        <w:t>it</w:t>
-      </w:r>
-      <w:proofErr w:type="gramEnd"/>
-      <w:r>
-        <w:rPr>
-          <w:rFonts w:ascii="TimesNewRomanPS" w:hAnsi="TimesNewRomanPS"/>
-          <w:bCs/>
-          <w:color w:val="000000"/>
-          <w:sz w:val="24"/>
-          <w:lang w:eastAsia="zh-CN"/>
-        </w:rPr>
-        <w:t xml:space="preserve"> correctly </w:t>
-      </w:r>
-      <w:proofErr w:type="gramStart"/>
-      <w:r>
-        <w:rPr>
-          <w:rFonts w:ascii="TimesNewRomanPS" w:hAnsi="TimesNewRomanPS"/>
-          <w:bCs/>
-          <w:color w:val="000000"/>
-          <w:sz w:val="24"/>
-          <w:lang w:eastAsia="zh-CN"/>
-        </w:rPr>
-        <w:t>retrieves</w:t>
-      </w:r>
-      <w:proofErr w:type="gramEnd"/>
-      <w:r>
-        <w:rPr>
-          <w:rFonts w:ascii="TimesNewRomanPS" w:hAnsi="TimesNewRomanPS"/>
-          <w:bCs/>
-          <w:color w:val="000000"/>
-          <w:sz w:val="24"/>
-          <w:lang w:eastAsia="zh-CN"/>
-        </w:rPr>
-        <w:t xml:space="preserve"> news details based on news ID and language parameters, and handles 404 errors and network errors.</w:t>
+        <w:t>Tests the frontend component method for fetching news details, verifying it correctly retrieves news details based on news ID and language parameters, and handles 404 errors and network errors.</w:t>
       </w:r>
     </w:p>
     <w:p>
@@ -6469,29 +6367,7 @@
           <w:color w:val="000000"/>
           <w:sz w:val="24"/>
         </w:rPr>
-        <w:t xml:space="preserve">Test </w:t>
-      </w:r>
-      <w:proofErr w:type="gramStart"/>
-      <w:r>
-        <w:rPr>
-          <w:rFonts w:ascii="TimesNewRomanPS" w:eastAsia="TimesNewRomanPS" w:hAnsi="TimesNewRomanPS"/>
-          <w:b/>
-          <w:bCs/>
-          <w:color w:val="000000"/>
-          <w:sz w:val="24"/>
-        </w:rPr>
-        <w:t>handleSearch(</w:t>
-      </w:r>
-      <w:proofErr w:type="gramEnd"/>
-      <w:r>
-        <w:rPr>
-          <w:rFonts w:ascii="TimesNewRomanPS" w:eastAsia="TimesNewRomanPS" w:hAnsi="TimesNewRomanPS"/>
-          <w:b/>
-          <w:bCs/>
-          <w:color w:val="000000"/>
-          <w:sz w:val="24"/>
-        </w:rPr>
-        <w:t>)</w:t>
+        <w:t>Test handleSearch()</w:t>
       </w:r>
     </w:p>
     <w:p>
@@ -6503,8 +6379,6 @@
           <w:lang w:eastAsia="zh-CN"/>
         </w:rPr>
       </w:pPr>
-      <w:proofErr w:type="spellStart"/>
-      <w:proofErr w:type="gramStart"/>
       <w:r>
         <w:rPr>
           <w:rFonts w:ascii="TimesNewRomanPS" w:hAnsi="TimesNewRomanPS"/>
@@ -6523,18 +6397,7 @@
           <w:sz w:val="24"/>
           <w:lang w:eastAsia="zh-CN"/>
         </w:rPr>
-        <w:t>Tests</w:t>
-      </w:r>
-      <w:proofErr w:type="spellEnd"/>
-      <w:proofErr w:type="gramEnd"/>
-      <w:r>
-        <w:rPr>
-          <w:rFonts w:ascii="TimesNewRomanPS" w:hAnsi="TimesNewRomanPS"/>
-          <w:color w:val="000000"/>
-          <w:sz w:val="24"/>
-          <w:lang w:eastAsia="zh-CN"/>
-        </w:rPr>
-        <w:t xml:space="preserve"> the frontend component method for handling search operations, verifying it resets pagination, triggers search requests, and correctly handles clearing search keywords.</w:t>
+        <w:t>Tests the frontend component method for handling search operations, verifying it resets pagination, triggers search requests, and correctly handles clearing search keywords.</w:t>
       </w:r>
     </w:p>
     <w:p>
@@ -7244,29 +7107,7 @@
           <w:color w:val="000000"/>
           <w:sz w:val="24"/>
         </w:rPr>
-        <w:t xml:space="preserve">Test </w:t>
-      </w:r>
-      <w:proofErr w:type="gramStart"/>
-      <w:r>
-        <w:rPr>
-          <w:rFonts w:ascii="TimesNewRomanPS" w:eastAsia="TimesNewRomanPS" w:hAnsi="TimesNewRomanPS"/>
-          <w:b/>
-          <w:bCs/>
-          <w:color w:val="000000"/>
-          <w:sz w:val="24"/>
-        </w:rPr>
-        <w:t>applyFilters(</w:t>
-      </w:r>
-      <w:proofErr w:type="gramEnd"/>
-      <w:r>
-        <w:rPr>
-          <w:rFonts w:ascii="TimesNewRomanPS" w:eastAsia="TimesNewRomanPS" w:hAnsi="TimesNewRomanPS"/>
-          <w:b/>
-          <w:bCs/>
-          <w:color w:val="000000"/>
-          <w:sz w:val="24"/>
-        </w:rPr>
-        <w:t>)</w:t>
+        <w:t>Test applyFilters()</w:t>
       </w:r>
     </w:p>
     <w:p>
@@ -7279,8 +7120,6 @@
           <w:lang w:eastAsia="zh-CN"/>
         </w:rPr>
       </w:pPr>
-      <w:proofErr w:type="spellStart"/>
-      <w:proofErr w:type="gramStart"/>
       <w:r>
         <w:rPr>
           <w:rFonts w:ascii="TimesNewRomanPS" w:hAnsi="TimesNewRomanPS"/>
@@ -7300,41 +7139,7 @@
           <w:sz w:val="24"/>
           <w:lang w:eastAsia="zh-CN"/>
         </w:rPr>
-        <w:t>Tests</w:t>
-      </w:r>
-      <w:proofErr w:type="spellEnd"/>
-      <w:proofErr w:type="gramEnd"/>
-      <w:r>
-        <w:rPr>
-          <w:rFonts w:ascii="TimesNewRomanPS" w:hAnsi="TimesNewRomanPS"/>
-          <w:bCs/>
-          <w:color w:val="000000"/>
-          <w:sz w:val="24"/>
-          <w:lang w:eastAsia="zh-CN"/>
-        </w:rPr>
-        <w:t xml:space="preserve"> the frontend component method for applying date filters, verifying it correctly sets start and end dates, resets pagination, and triggers data </w:t>
-      </w:r>
-      <w:proofErr w:type="spellStart"/>
-      <w:r>
-        <w:rPr>
-          <w:rFonts w:ascii="TimesNewRomanPS" w:hAnsi="TimesNewRomanPS"/>
-          <w:bCs/>
-          <w:color w:val="000000"/>
-          <w:sz w:val="24"/>
-          <w:lang w:eastAsia="zh-CN"/>
-        </w:rPr>
-        <w:t>refetch</w:t>
-      </w:r>
-      <w:proofErr w:type="spellEnd"/>
-      <w:r>
-        <w:rPr>
-          <w:rFonts w:ascii="TimesNewRomanPS" w:hAnsi="TimesNewRomanPS"/>
-          <w:bCs/>
-          <w:color w:val="000000"/>
-          <w:sz w:val="24"/>
-          <w:lang w:eastAsia="zh-CN"/>
-        </w:rPr>
-        <w:t>.</w:t>
+        <w:t>Tests the frontend component method for applying date filters, verifying it correctly sets start and end dates, resets pagination, and triggers data refetch.</w:t>
       </w:r>
     </w:p>
     <w:p>
@@ -8461,7 +8266,6 @@
         </w:rPr>
         <w:t xml:space="preserve">Test </w:t>
       </w:r>
-      <w:proofErr w:type="gramStart"/>
       <w:r>
         <w:rPr>
           <w:rFonts w:ascii="TimesNewRomanPS" w:eastAsia="TimesNewRomanPS" w:hAnsi="TimesNewRomanPS"/>
@@ -8469,17 +8273,7 @@
           <w:color w:val="000000"/>
           <w:sz w:val="24"/>
         </w:rPr>
-        <w:t>resetFilters(</w:t>
-      </w:r>
-      <w:proofErr w:type="gramEnd"/>
-      <w:r>
-        <w:rPr>
-          <w:rFonts w:ascii="TimesNewRomanPS" w:eastAsia="TimesNewRomanPS" w:hAnsi="TimesNewRomanPS"/>
-          <w:b/>
-          <w:color w:val="000000"/>
-          <w:sz w:val="24"/>
-        </w:rPr>
-        <w:t>)</w:t>
+        <w:t>resetFilters()</w:t>
       </w:r>
     </w:p>
     <w:p>
@@ -8494,8 +8288,6 @@
           <w:lang w:eastAsia="zh-CN"/>
         </w:rPr>
       </w:pPr>
-      <w:proofErr w:type="spellStart"/>
-      <w:proofErr w:type="gramStart"/>
       <w:r>
         <w:rPr>
           <w:rFonts w:ascii="TimesNewRomanPS" w:hAnsi="TimesNewRomanPS"/>
@@ -8514,10 +8306,17 @@
           <w:sz w:val="24"/>
           <w:lang w:eastAsia="zh-CN"/>
         </w:rPr>
-        <w:t>Tests</w:t>
-      </w:r>
-      <w:proofErr w:type="spellEnd"/>
-      <w:proofErr w:type="gramEnd"/>
+        <w:t>Tests the frontend component method for</w:t>
+      </w:r>
+      <w:r>
+        <w:rPr>
+          <w:rFonts w:ascii="TimesNewRomanPS" w:hAnsi="TimesNewRomanPS" w:hint="eastAsia"/>
+          <w:color w:val="000000"/>
+          <w:sz w:val="24"/>
+          <w:lang w:eastAsia="zh-CN"/>
+        </w:rPr>
+        <w:t xml:space="preserve"> </w:t>
+      </w:r>
       <w:r>
         <w:rPr>
           <w:rFonts w:ascii="TimesNewRomanPS" w:hAnsi="TimesNewRomanPS"/>
@@ -8525,7 +8324,7 @@
           <w:sz w:val="24"/>
           <w:lang w:eastAsia="zh-CN"/>
         </w:rPr>
-        <w:t xml:space="preserve"> the frontend component method for</w:t>
+        <w:t>resetting filters, verifying it clears date filters and search keywords,resets</w:t>
       </w:r>
       <w:r>
         <w:rPr>
@@ -8543,58 +8342,7 @@
           <w:sz w:val="24"/>
           <w:lang w:eastAsia="zh-CN"/>
         </w:rPr>
-        <w:t xml:space="preserve">resetting filters, verifying it clears date filters and search </w:t>
-      </w:r>
-      <w:proofErr w:type="spellStart"/>
-      <w:proofErr w:type="gramStart"/>
-      <w:r>
-        <w:rPr>
-          <w:rFonts w:ascii="TimesNewRomanPS" w:hAnsi="TimesNewRomanPS"/>
-          <w:color w:val="000000"/>
-          <w:sz w:val="24"/>
-          <w:lang w:eastAsia="zh-CN"/>
-        </w:rPr>
-        <w:t>keywords,resets</w:t>
-      </w:r>
-      <w:proofErr w:type="spellEnd"/>
-      <w:proofErr w:type="gramEnd"/>
-      <w:r>
-        <w:rPr>
-          <w:rFonts w:ascii="TimesNewRomanPS" w:hAnsi="TimesNewRomanPS" w:hint="eastAsia"/>
-          <w:color w:val="000000"/>
-          <w:sz w:val="24"/>
-          <w:lang w:eastAsia="zh-CN"/>
-        </w:rPr>
-        <w:t xml:space="preserve"> </w:t>
-      </w:r>
-      <w:r>
-        <w:rPr>
-          <w:rFonts w:ascii="TimesNewRomanPS" w:hAnsi="TimesNewRomanPS"/>
-          <w:color w:val="000000"/>
-          <w:sz w:val="24"/>
-          <w:lang w:eastAsia="zh-CN"/>
-        </w:rPr>
-        <w:t xml:space="preserve">pagination, and </w:t>
-      </w:r>
-      <w:proofErr w:type="spellStart"/>
-      <w:r>
-        <w:rPr>
-          <w:rFonts w:ascii="TimesNewRomanPS" w:hAnsi="TimesNewRomanPS"/>
-          <w:color w:val="000000"/>
-          <w:sz w:val="24"/>
-          <w:lang w:eastAsia="zh-CN"/>
-        </w:rPr>
-        <w:t>refetches</w:t>
-      </w:r>
-      <w:proofErr w:type="spellEnd"/>
-      <w:r>
-        <w:rPr>
-          <w:rFonts w:ascii="TimesNewRomanPS" w:hAnsi="TimesNewRomanPS"/>
-          <w:color w:val="000000"/>
-          <w:sz w:val="24"/>
-          <w:lang w:eastAsia="zh-CN"/>
-        </w:rPr>
-        <w:t xml:space="preserve"> all news data.</w:t>
+        <w:t>pagination, and refetches all news data.</w:t>
       </w:r>
     </w:p>
     <w:p>
@@ -8679,8 +8427,6 @@
         </w:rPr>
         <w:t xml:space="preserve"> </w:t>
       </w:r>
-      <w:proofErr w:type="spellStart"/>
-      <w:proofErr w:type="gramStart"/>
       <w:r>
         <w:rPr>
           <w:rFonts w:ascii="TimesNewRomanPS" w:eastAsia="TimesNewRomanPS" w:hAnsi="TimesNewRomanPS"/>
@@ -8688,27 +8434,7 @@
           <w:color w:val="000000"/>
           <w:sz w:val="24"/>
         </w:rPr>
-        <w:t>resetFilters</w:t>
-      </w:r>
-      <w:proofErr w:type="spellEnd"/>
-      <w:r>
-        <w:rPr>
-          <w:rFonts w:ascii="TimesNewRomanPS" w:eastAsia="TimesNewRomanPS" w:hAnsi="TimesNewRomanPS"/>
-          <w:b/>
-          <w:color w:val="000000"/>
-          <w:sz w:val="24"/>
-        </w:rPr>
-        <w:t>(</w:t>
-      </w:r>
-      <w:proofErr w:type="gramEnd"/>
-      <w:r>
-        <w:rPr>
-          <w:rFonts w:ascii="TimesNewRomanPS" w:eastAsia="TimesNewRomanPS" w:hAnsi="TimesNewRomanPS"/>
-          <w:b/>
-          <w:color w:val="000000"/>
-          <w:sz w:val="24"/>
-        </w:rPr>
-        <w:t>)</w:t>
+        <w:t>resetFilters()</w:t>
       </w:r>
     </w:p>
     <w:p>
@@ -9233,29 +8959,7 @@
           <w:color w:val="000000"/>
           <w:sz w:val="24"/>
         </w:rPr>
-        <w:t xml:space="preserve">Test </w:t>
-      </w:r>
-      <w:proofErr w:type="gramStart"/>
-      <w:r>
-        <w:rPr>
-          <w:rFonts w:ascii="TimesNewRomanPS" w:eastAsia="TimesNewRomanPS" w:hAnsi="TimesNewRomanPS"/>
-          <w:b/>
-          <w:bCs/>
-          <w:color w:val="000000"/>
-          <w:sz w:val="24"/>
-        </w:rPr>
-        <w:t>handlePageChange(</w:t>
-      </w:r>
-      <w:proofErr w:type="gramEnd"/>
-      <w:r>
-        <w:rPr>
-          <w:rFonts w:ascii="TimesNewRomanPS" w:eastAsia="TimesNewRomanPS" w:hAnsi="TimesNewRomanPS"/>
-          <w:b/>
-          <w:bCs/>
-          <w:color w:val="000000"/>
-          <w:sz w:val="24"/>
-        </w:rPr>
-        <w:t>)</w:t>
+        <w:t>Test handlePageChange()</w:t>
       </w:r>
     </w:p>
     <w:p>
@@ -9268,8 +8972,6 @@
           <w:lang w:eastAsia="zh-CN"/>
         </w:rPr>
       </w:pPr>
-      <w:proofErr w:type="spellStart"/>
-      <w:proofErr w:type="gramStart"/>
       <w:r>
         <w:rPr>
           <w:rFonts w:ascii="TimesNewRomanPS" w:hAnsi="TimesNewRomanPS"/>
@@ -9289,41 +8991,7 @@
           <w:sz w:val="24"/>
           <w:lang w:eastAsia="zh-CN"/>
         </w:rPr>
-        <w:t>Tests</w:t>
-      </w:r>
-      <w:proofErr w:type="spellEnd"/>
-      <w:proofErr w:type="gramEnd"/>
-      <w:r>
-        <w:rPr>
-          <w:rFonts w:ascii="TimesNewRomanPS" w:hAnsi="TimesNewRomanPS"/>
-          <w:bCs/>
-          <w:color w:val="000000"/>
-          <w:sz w:val="24"/>
-          <w:lang w:eastAsia="zh-CN"/>
-        </w:rPr>
-        <w:t xml:space="preserve"> the frontend component method for handling page changes, verifying it correctly updates the current page number and </w:t>
-      </w:r>
-      <w:proofErr w:type="spellStart"/>
-      <w:r>
-        <w:rPr>
-          <w:rFonts w:ascii="TimesNewRomanPS" w:hAnsi="TimesNewRomanPS"/>
-          <w:bCs/>
-          <w:color w:val="000000"/>
-          <w:sz w:val="24"/>
-          <w:lang w:eastAsia="zh-CN"/>
-        </w:rPr>
-        <w:t>refetches</w:t>
-      </w:r>
-      <w:proofErr w:type="spellEnd"/>
-      <w:r>
-        <w:rPr>
-          <w:rFonts w:ascii="TimesNewRomanPS" w:hAnsi="TimesNewRomanPS"/>
-          <w:bCs/>
-          <w:color w:val="000000"/>
-          <w:sz w:val="24"/>
-          <w:lang w:eastAsia="zh-CN"/>
-        </w:rPr>
-        <w:t xml:space="preserve"> news data for the corresponding page.</w:t>
+        <w:t>Tests the frontend component method for handling page changes, verifying it correctly updates the current page number and refetches news data for the corresponding page.</w:t>
       </w:r>
     </w:p>
     <w:p>
@@ -10095,29 +9763,7 @@
           <w:color w:val="000000"/>
           <w:sz w:val="24"/>
         </w:rPr>
-        <w:t xml:space="preserve">Test </w:t>
-      </w:r>
-      <w:proofErr w:type="gramStart"/>
-      <w:r>
-        <w:rPr>
-          <w:rFonts w:ascii="TimesNewRomanPS" w:hAnsi="TimesNewRomanPS"/>
-          <w:b/>
-          <w:bCs/>
-          <w:color w:val="000000"/>
-          <w:sz w:val="24"/>
-        </w:rPr>
-        <w:t>normalizeDateValue(</w:t>
-      </w:r>
-      <w:proofErr w:type="gramEnd"/>
-      <w:r>
-        <w:rPr>
-          <w:rFonts w:ascii="TimesNewRomanPS" w:hAnsi="TimesNewRomanPS"/>
-          <w:b/>
-          <w:bCs/>
-          <w:color w:val="000000"/>
-          <w:sz w:val="24"/>
-        </w:rPr>
-        <w:t>)</w:t>
+        <w:t>Test normalizeDateValue()</w:t>
       </w:r>
       <w:r>
         <w:rPr>
@@ -10142,8 +9788,6 @@
           <w:lang w:eastAsia="zh-CN"/>
         </w:rPr>
       </w:pPr>
-      <w:proofErr w:type="spellStart"/>
-      <w:proofErr w:type="gramStart"/>
       <w:r>
         <w:rPr>
           <w:rFonts w:ascii="TimesNewRomanPS" w:hAnsi="TimesNewRomanPS"/>
@@ -10161,18 +9805,7 @@
           <w:color w:val="000000"/>
           <w:sz w:val="24"/>
         </w:rPr>
-        <w:t>Tests</w:t>
-      </w:r>
-      <w:proofErr w:type="spellEnd"/>
-      <w:proofErr w:type="gramEnd"/>
-      <w:r>
-        <w:rPr>
-          <w:rFonts w:ascii="TimesNewRomanPS" w:hAnsi="TimesNewRomanPS"/>
-          <w:bCs/>
-          <w:color w:val="000000"/>
-          <w:sz w:val="24"/>
-        </w:rPr>
-        <w:t xml:space="preserve"> the utility method for normalizing date values, verifying it correctly handles various date input formats (strings, Date objects, null, etc.) and returns normalized date values.</w:t>
+        <w:t>Tests the utility method for normalizing date values, verifying it correctly handles various date input formats (strings, Date objects, null, etc.) and returns normalized date values.</w:t>
       </w:r>
     </w:p>
     <w:p>
@@ -11315,38 +10948,7 @@
           <w:color w:val="000000"/>
           <w:sz w:val="24"/>
         </w:rPr>
-        <w:t xml:space="preserve">Test </w:t>
-      </w:r>
-      <w:proofErr w:type="spellStart"/>
-      <w:proofErr w:type="gramStart"/>
-      <w:r>
-        <w:rPr>
-          <w:rFonts w:ascii="TimesNewRomanPS" w:eastAsia="TimesNewRomanPS" w:hAnsi="TimesNewRomanPS" w:hint="eastAsia"/>
-          <w:b/>
-          <w:color w:val="000000"/>
-          <w:sz w:val="24"/>
-        </w:rPr>
-        <w:t>formatDate</w:t>
-      </w:r>
-      <w:proofErr w:type="spellEnd"/>
-      <w:r>
-        <w:rPr>
-          <w:rFonts w:ascii="TimesNewRomanPS" w:eastAsia="TimesNewRomanPS" w:hAnsi="TimesNewRomanPS" w:hint="eastAsia"/>
-          <w:b/>
-          <w:color w:val="000000"/>
-          <w:sz w:val="24"/>
-        </w:rPr>
-        <w:t>(</w:t>
-      </w:r>
-      <w:proofErr w:type="gramEnd"/>
-      <w:r>
-        <w:rPr>
-          <w:rFonts w:ascii="TimesNewRomanPS" w:eastAsia="TimesNewRomanPS" w:hAnsi="TimesNewRomanPS" w:hint="eastAsia"/>
-          <w:b/>
-          <w:color w:val="000000"/>
-          <w:sz w:val="24"/>
-        </w:rPr>
-        <w:t>)</w:t>
+        <w:t>Test formatDate()</w:t>
       </w:r>
     </w:p>
     <w:p>
@@ -12356,29 +11958,7 @@
           <w:sz w:val="24"/>
           <w:lang w:eastAsia="zh-CN"/>
         </w:rPr>
-        <w:t xml:space="preserve"> Test </w:t>
-      </w:r>
-      <w:proofErr w:type="gramStart"/>
-      <w:r>
-        <w:rPr>
-          <w:rFonts w:ascii="TimesNewRomanPS" w:hAnsi="TimesNewRomanPS"/>
-          <w:b/>
-          <w:color w:val="000000"/>
-          <w:sz w:val="24"/>
-          <w:lang w:eastAsia="zh-CN"/>
-        </w:rPr>
-        <w:t>convertToDTO(</w:t>
-      </w:r>
-      <w:proofErr w:type="gramEnd"/>
-      <w:r>
-        <w:rPr>
-          <w:rFonts w:ascii="TimesNewRomanPS" w:hAnsi="TimesNewRomanPS"/>
-          <w:b/>
-          <w:color w:val="000000"/>
-          <w:sz w:val="24"/>
-          <w:lang w:eastAsia="zh-CN"/>
-        </w:rPr>
-        <w:t>)</w:t>
+        <w:t xml:space="preserve"> Test convertToDTO()</w:t>
       </w:r>
     </w:p>
     <w:p>
@@ -12390,8 +11970,6 @@
           <w:lang w:eastAsia="zh-CN"/>
         </w:rPr>
       </w:pPr>
-      <w:proofErr w:type="spellStart"/>
-      <w:proofErr w:type="gramStart"/>
       <w:r>
         <w:rPr>
           <w:rFonts w:ascii="TimesNewRomanPSMT" w:eastAsia="TimesNewRomanPSMT" w:hAnsi="TimesNewRomanPSMT"/>
@@ -12408,17 +11986,7 @@
           <w:color w:val="000000"/>
           <w:sz w:val="24"/>
         </w:rPr>
-        <w:t>:Tests</w:t>
-      </w:r>
-      <w:proofErr w:type="spellEnd"/>
-      <w:proofErr w:type="gramEnd"/>
-      <w:r>
-        <w:rPr>
-          <w:rFonts w:ascii="TimesNewRomanPSMT" w:eastAsia="TimesNewRomanPSMT" w:hAnsi="TimesNewRomanPSMT"/>
-          <w:color w:val="000000"/>
-          <w:sz w:val="24"/>
-        </w:rPr>
-        <w:t xml:space="preserve"> the backend service method for converting news entities to Data Transfer Objects (DTOs), verifying it correctly selects Chinese or English versions of titles and summaries based on the language parameter.</w:t>
+        <w:t>:Tests the backend service method for converting news entities to Data Transfer Objects (DTOs), verifying it correctly selects Chinese or English versions of titles and summaries based on the language parameter.</w:t>
       </w:r>
     </w:p>
     <w:p>
@@ -12490,7 +12058,6 @@
         </w:rPr>
         <w:t xml:space="preserve"> </w:t>
       </w:r>
-      <w:proofErr w:type="gramStart"/>
       <w:r>
         <w:rPr>
           <w:rFonts w:ascii="TimesNewRomanPSMT" w:eastAsia="TimesNewRomanPSMT" w:hAnsi="TimesNewRomanPSMT"/>
@@ -12513,16 +12080,7 @@
           <w:color w:val="000000"/>
           <w:sz w:val="24"/>
         </w:rPr>
-        <w:t>TO(</w:t>
-      </w:r>
-      <w:proofErr w:type="gramEnd"/>
-      <w:r>
-        <w:rPr>
-          <w:rFonts w:ascii="TimesNewRomanPSMT" w:eastAsia="TimesNewRomanPSMT" w:hAnsi="TimesNewRomanPSMT"/>
-          <w:color w:val="000000"/>
-          <w:sz w:val="24"/>
-        </w:rPr>
-        <w:t>news, lang)</w:t>
+        <w:t>TO(news, lang)</w:t>
       </w:r>
     </w:p>
     <w:p>
@@ -14321,38 +13879,7 @@
           <w:color w:val="000000"/>
           <w:sz w:val="24"/>
         </w:rPr>
-        <w:t xml:space="preserve">Test </w:t>
-      </w:r>
-      <w:proofErr w:type="spellStart"/>
-      <w:proofErr w:type="gramStart"/>
-      <w:r>
-        <w:rPr>
-          <w:rFonts w:ascii="TimesNewRomanPS" w:eastAsia="TimesNewRomanPS" w:hAnsi="TimesNewRomanPS"/>
-          <w:b/>
-          <w:color w:val="000000"/>
-          <w:sz w:val="24"/>
-        </w:rPr>
-        <w:t>getDailyBriefing</w:t>
-      </w:r>
-      <w:proofErr w:type="spellEnd"/>
-      <w:r>
-        <w:rPr>
-          <w:rFonts w:ascii="TimesNewRomanPS" w:eastAsia="TimesNewRomanPS" w:hAnsi="TimesNewRomanPS"/>
-          <w:b/>
-          <w:color w:val="000000"/>
-          <w:sz w:val="24"/>
-        </w:rPr>
-        <w:t>(</w:t>
-      </w:r>
-      <w:proofErr w:type="gramEnd"/>
-      <w:r>
-        <w:rPr>
-          <w:rFonts w:ascii="TimesNewRomanPS" w:eastAsia="TimesNewRomanPS" w:hAnsi="TimesNewRomanPS"/>
-          <w:b/>
-          <w:color w:val="000000"/>
-          <w:sz w:val="24"/>
-        </w:rPr>
-        <w:t xml:space="preserve">) </w:t>
+        <w:t xml:space="preserve">Test getDailyBriefing() </w:t>
       </w:r>
       <w:r>
         <w:rPr>
@@ -14383,8 +13910,6 @@
           <w:lang w:eastAsia="zh-CN"/>
         </w:rPr>
       </w:pPr>
-      <w:proofErr w:type="spellStart"/>
-      <w:proofErr w:type="gramStart"/>
       <w:r>
         <w:rPr>
           <w:rFonts w:ascii="TimesNewRomanPS" w:hAnsi="TimesNewRomanPS"/>
@@ -14404,19 +13929,7 @@
           <w:sz w:val="24"/>
           <w:lang w:eastAsia="zh-CN"/>
         </w:rPr>
-        <w:t>Tests</w:t>
-      </w:r>
-      <w:proofErr w:type="spellEnd"/>
-      <w:proofErr w:type="gramEnd"/>
-      <w:r>
-        <w:rPr>
-          <w:rFonts w:ascii="TimesNewRomanPS" w:hAnsi="TimesNewRomanPS"/>
-          <w:bCs/>
-          <w:color w:val="000000"/>
-          <w:sz w:val="24"/>
-          <w:lang w:eastAsia="zh-CN"/>
-        </w:rPr>
-        <w:t xml:space="preserve"> the backend controller API method for retrieving daily briefing list, verifying it correctly handles pagination, language, date filtering, keyword search parameters, and returns appropriate response data.</w:t>
+        <w:t>Tests the backend controller API method for retrieving daily briefing list, verifying it correctly handles pagination, language, date filtering, keyword search parameters, and returns appropriate response data.</w:t>
       </w:r>
     </w:p>
     <w:p>
@@ -16062,38 +15575,7 @@
           <w:color w:val="000000"/>
           <w:sz w:val="24"/>
         </w:rPr>
-        <w:t xml:space="preserve">Test </w:t>
-      </w:r>
-      <w:proofErr w:type="spellStart"/>
-      <w:proofErr w:type="gramStart"/>
-      <w:r>
-        <w:rPr>
-          <w:rFonts w:ascii="TimesNewRomanPS" w:eastAsia="TimesNewRomanPS" w:hAnsi="TimesNewRomanPS"/>
-          <w:b/>
-          <w:color w:val="000000"/>
-          <w:sz w:val="24"/>
-        </w:rPr>
-        <w:t>getNewsDetail</w:t>
-      </w:r>
-      <w:proofErr w:type="spellEnd"/>
-      <w:r>
-        <w:rPr>
-          <w:rFonts w:ascii="TimesNewRomanPS" w:eastAsia="TimesNewRomanPS" w:hAnsi="TimesNewRomanPS"/>
-          <w:b/>
-          <w:color w:val="000000"/>
-          <w:sz w:val="24"/>
-        </w:rPr>
-        <w:t>(</w:t>
-      </w:r>
-      <w:proofErr w:type="gramEnd"/>
-      <w:r>
-        <w:rPr>
-          <w:rFonts w:ascii="TimesNewRomanPS" w:eastAsia="TimesNewRomanPS" w:hAnsi="TimesNewRomanPS"/>
-          <w:b/>
-          <w:color w:val="000000"/>
-          <w:sz w:val="24"/>
-        </w:rPr>
-        <w:t xml:space="preserve">) </w:t>
+        <w:t xml:space="preserve">Test getNewsDetail() </w:t>
       </w:r>
       <w:r>
         <w:rPr>
@@ -16124,8 +15606,6 @@
           <w:lang w:eastAsia="zh-CN"/>
         </w:rPr>
       </w:pPr>
-      <w:proofErr w:type="spellStart"/>
-      <w:proofErr w:type="gramStart"/>
       <w:r>
         <w:rPr>
           <w:rFonts w:ascii="TimesNewRomanPS" w:hAnsi="TimesNewRomanPS"/>
@@ -16145,19 +15625,7 @@
           <w:sz w:val="24"/>
           <w:lang w:eastAsia="zh-CN"/>
         </w:rPr>
-        <w:t>Tests</w:t>
-      </w:r>
-      <w:proofErr w:type="spellEnd"/>
-      <w:proofErr w:type="gramEnd"/>
-      <w:r>
-        <w:rPr>
-          <w:rFonts w:ascii="TimesNewRomanPS" w:hAnsi="TimesNewRomanPS"/>
-          <w:bCs/>
-          <w:color w:val="000000"/>
-          <w:sz w:val="24"/>
-          <w:lang w:eastAsia="zh-CN"/>
-        </w:rPr>
-        <w:t xml:space="preserve"> the backend controller API method for retrieving news details, verifying it correctly returns news details based on news ID and language parameters, and handles cases where news does not exist.</w:t>
+        <w:t>Tests the backend controller API method for retrieving news details, verifying it correctly returns news details based on news ID and language parameters, and handles cases where news does not exist.</w:t>
       </w:r>
     </w:p>
     <w:p>
@@ -17842,38 +17310,7 @@
           <w:color w:val="000000"/>
           <w:sz w:val="24"/>
         </w:rPr>
-        <w:t xml:space="preserve"> Test </w:t>
-      </w:r>
-      <w:proofErr w:type="spellStart"/>
-      <w:proofErr w:type="gramStart"/>
-      <w:r>
-        <w:rPr>
-          <w:rFonts w:ascii="TimesNewRomanPS" w:eastAsia="TimesNewRomanPS" w:hAnsi="TimesNewRomanPS"/>
-          <w:b/>
-          <w:color w:val="000000"/>
-          <w:sz w:val="24"/>
-        </w:rPr>
-        <w:t>findByKeyword</w:t>
-      </w:r>
-      <w:proofErr w:type="spellEnd"/>
-      <w:r>
-        <w:rPr>
-          <w:rFonts w:ascii="TimesNewRomanPS" w:eastAsia="TimesNewRomanPS" w:hAnsi="TimesNewRomanPS"/>
-          <w:b/>
-          <w:color w:val="000000"/>
-          <w:sz w:val="24"/>
-        </w:rPr>
-        <w:t>(</w:t>
-      </w:r>
-      <w:proofErr w:type="gramEnd"/>
-      <w:r>
-        <w:rPr>
-          <w:rFonts w:ascii="TimesNewRomanPS" w:eastAsia="TimesNewRomanPS" w:hAnsi="TimesNewRomanPS"/>
-          <w:b/>
-          <w:color w:val="000000"/>
-          <w:sz w:val="24"/>
-        </w:rPr>
-        <w:t>)</w:t>
+        <w:t xml:space="preserve"> Test findByKeyword()</w:t>
       </w:r>
     </w:p>
     <w:p>
@@ -19578,38 +19015,7 @@
           <w:color w:val="000000"/>
           <w:sz w:val="24"/>
         </w:rPr>
-        <w:t xml:space="preserve">Test </w:t>
-      </w:r>
-      <w:proofErr w:type="spellStart"/>
-      <w:proofErr w:type="gramStart"/>
-      <w:r>
-        <w:rPr>
-          <w:rFonts w:ascii="TimesNewRomanPS" w:eastAsia="TimesNewRomanPS" w:hAnsi="TimesNewRomanPS"/>
-          <w:b/>
-          <w:color w:val="000000"/>
-          <w:sz w:val="24"/>
-        </w:rPr>
-        <w:t>findByPublishDateBetweenOrdered</w:t>
-      </w:r>
-      <w:proofErr w:type="spellEnd"/>
-      <w:r>
-        <w:rPr>
-          <w:rFonts w:ascii="TimesNewRomanPS" w:eastAsia="TimesNewRomanPS" w:hAnsi="TimesNewRomanPS"/>
-          <w:b/>
-          <w:color w:val="000000"/>
-          <w:sz w:val="24"/>
-        </w:rPr>
-        <w:t>(</w:t>
-      </w:r>
-      <w:proofErr w:type="gramEnd"/>
-      <w:r>
-        <w:rPr>
-          <w:rFonts w:ascii="TimesNewRomanPS" w:eastAsia="TimesNewRomanPS" w:hAnsi="TimesNewRomanPS"/>
-          <w:b/>
-          <w:color w:val="000000"/>
-          <w:sz w:val="24"/>
-        </w:rPr>
-        <w:t>)</w:t>
+        <w:t>Test findByPublishDateBetweenOrdered()</w:t>
       </w:r>
     </w:p>
     <w:p>
@@ -19622,8 +19028,6 @@
           <w:lang w:eastAsia="zh-CN"/>
         </w:rPr>
       </w:pPr>
-      <w:proofErr w:type="spellStart"/>
-      <w:proofErr w:type="gramStart"/>
       <w:r>
         <w:rPr>
           <w:rFonts w:ascii="TimesNewRomanPS" w:hAnsi="TimesNewRomanPS"/>
@@ -19644,19 +19048,7 @@
           <w:sz w:val="24"/>
           <w:lang w:eastAsia="zh-CN"/>
         </w:rPr>
-        <w:t>Tests</w:t>
-      </w:r>
-      <w:proofErr w:type="spellEnd"/>
-      <w:proofErr w:type="gramEnd"/>
-      <w:r>
-        <w:rPr>
-          <w:rFonts w:ascii="TimesNewRomanPS" w:hAnsi="TimesNewRomanPS"/>
-          <w:bCs/>
-          <w:color w:val="000000"/>
-          <w:sz w:val="24"/>
-          <w:lang w:eastAsia="zh-CN"/>
-        </w:rPr>
-        <w:t xml:space="preserve"> the backend repository method for querying news by publication date range, verifying it correctly filters news within the specified date range, orders by publication date in descending order, and supports pagination.</w:t>
+        <w:t>Tests the backend repository method for querying news by publication date range, verifying it correctly filters news within the specified date range, orders by publication date in descending order, and supports pagination.</w:t>
       </w:r>
     </w:p>
     <w:p>
@@ -21009,7 +20401,7 @@
     <w:p>
       <w:pPr>
         <w:rPr>
-          <w:rFonts w:ascii="TimesNewRomanPSMT" w:hAnsi="TimesNewRomanPSMT"/>
+          <w:rFonts w:ascii="TimesNewRomanPSMT" w:hAnsi="TimesNewRomanPSMT" w:hint="eastAsia"/>
           <w:color w:val="000000"/>
           <w:sz w:val="24"/>
           <w:lang w:eastAsia="zh-CN"/>
@@ -21019,7 +20411,7 @@
     <w:p>
       <w:pPr>
         <w:rPr>
-          <w:rFonts w:ascii="TimesNewRomanPSMT" w:hAnsi="TimesNewRomanPSMT"/>
+          <w:rFonts w:ascii="TimesNewRomanPSMT" w:hAnsi="TimesNewRomanPSMT" w:hint="eastAsia"/>
           <w:color w:val="000000"/>
           <w:sz w:val="24"/>
           <w:lang w:eastAsia="zh-CN"/>
@@ -21029,7 +20421,7 @@
     <w:p>
       <w:pPr>
         <w:rPr>
-          <w:rFonts w:ascii="TimesNewRomanPSMT" w:hAnsi="TimesNewRomanPSMT"/>
+          <w:rFonts w:ascii="TimesNewRomanPSMT" w:hAnsi="TimesNewRomanPSMT" w:hint="eastAsia"/>
           <w:color w:val="000000"/>
           <w:sz w:val="24"/>
           <w:lang w:eastAsia="zh-CN"/>
@@ -21039,7 +20431,7 @@
     <w:p>
       <w:pPr>
         <w:rPr>
-          <w:rFonts w:ascii="TimesNewRomanPSMT" w:hAnsi="TimesNewRomanPSMT"/>
+          <w:rFonts w:ascii="TimesNewRomanPSMT" w:hAnsi="TimesNewRomanPSMT" w:hint="eastAsia"/>
           <w:color w:val="000000"/>
           <w:sz w:val="24"/>
           <w:lang w:eastAsia="zh-CN"/>
@@ -21049,7 +20441,7 @@
     <w:p>
       <w:pPr>
         <w:rPr>
-          <w:rFonts w:ascii="TimesNewRomanPSMT" w:hAnsi="TimesNewRomanPSMT"/>
+          <w:rFonts w:ascii="TimesNewRomanPSMT" w:hAnsi="TimesNewRomanPSMT" w:hint="eastAsia"/>
           <w:color w:val="000000"/>
           <w:sz w:val="24"/>
           <w:lang w:eastAsia="zh-CN"/>
@@ -21059,7 +20451,7 @@
     <w:p>
       <w:pPr>
         <w:rPr>
-          <w:rFonts w:ascii="TimesNewRomanPSMT" w:hAnsi="TimesNewRomanPSMT"/>
+          <w:rFonts w:ascii="TimesNewRomanPSMT" w:hAnsi="TimesNewRomanPSMT" w:hint="eastAsia"/>
           <w:color w:val="000000"/>
           <w:sz w:val="24"/>
           <w:lang w:eastAsia="zh-CN"/>
@@ -21069,7 +20461,7 @@
     <w:p>
       <w:pPr>
         <w:rPr>
-          <w:rFonts w:ascii="TimesNewRomanPSMT" w:hAnsi="TimesNewRomanPSMT"/>
+          <w:rFonts w:ascii="TimesNewRomanPSMT" w:hAnsi="TimesNewRomanPSMT" w:hint="eastAsia"/>
           <w:color w:val="000000"/>
           <w:sz w:val="24"/>
           <w:lang w:eastAsia="zh-CN"/>
@@ -21079,7 +20471,7 @@
     <w:p>
       <w:pPr>
         <w:rPr>
-          <w:rFonts w:ascii="TimesNewRomanPSMT" w:hAnsi="TimesNewRomanPSMT"/>
+          <w:rFonts w:ascii="TimesNewRomanPSMT" w:hAnsi="TimesNewRomanPSMT" w:hint="eastAsia"/>
           <w:color w:val="000000"/>
           <w:sz w:val="24"/>
           <w:lang w:eastAsia="zh-CN"/>
@@ -21089,7 +20481,7 @@
     <w:p>
       <w:pPr>
         <w:rPr>
-          <w:rFonts w:ascii="TimesNewRomanPSMT" w:hAnsi="TimesNewRomanPSMT"/>
+          <w:rFonts w:ascii="TimesNewRomanPSMT" w:hAnsi="TimesNewRomanPSMT" w:hint="eastAsia"/>
           <w:color w:val="000000"/>
           <w:sz w:val="24"/>
           <w:lang w:eastAsia="zh-CN"/>
@@ -21099,7 +20491,7 @@
     <w:p>
       <w:pPr>
         <w:rPr>
-          <w:rFonts w:ascii="TimesNewRomanPSMT" w:hAnsi="TimesNewRomanPSMT"/>
+          <w:rFonts w:ascii="TimesNewRomanPSMT" w:hAnsi="TimesNewRomanPSMT" w:hint="eastAsia"/>
           <w:color w:val="000000"/>
           <w:sz w:val="24"/>
           <w:lang w:eastAsia="zh-CN"/>
@@ -21109,7 +20501,7 @@
     <w:p>
       <w:pPr>
         <w:rPr>
-          <w:rFonts w:ascii="TimesNewRomanPSMT" w:hAnsi="TimesNewRomanPSMT"/>
+          <w:rFonts w:ascii="TimesNewRomanPSMT" w:hAnsi="TimesNewRomanPSMT" w:hint="eastAsia"/>
           <w:color w:val="000000"/>
           <w:sz w:val="24"/>
           <w:lang w:eastAsia="zh-CN"/>
@@ -21119,7 +20511,7 @@
     <w:p>
       <w:pPr>
         <w:rPr>
-          <w:rFonts w:ascii="TimesNewRomanPSMT" w:hAnsi="TimesNewRomanPSMT"/>
+          <w:rFonts w:ascii="TimesNewRomanPSMT" w:hAnsi="TimesNewRomanPSMT" w:hint="eastAsia"/>
           <w:color w:val="000000"/>
           <w:sz w:val="24"/>
           <w:lang w:eastAsia="zh-CN"/>
@@ -21129,7 +20521,7 @@
     <w:p>
       <w:pPr>
         <w:rPr>
-          <w:rFonts w:ascii="TimesNewRomanPSMT" w:hAnsi="TimesNewRomanPSMT"/>
+          <w:rFonts w:ascii="TimesNewRomanPSMT" w:hAnsi="TimesNewRomanPSMT" w:hint="eastAsia"/>
           <w:color w:val="000000"/>
           <w:sz w:val="24"/>
           <w:lang w:eastAsia="zh-CN"/>
@@ -21139,7 +20531,7 @@
     <w:p>
       <w:pPr>
         <w:rPr>
-          <w:rFonts w:ascii="TimesNewRomanPSMT" w:hAnsi="TimesNewRomanPSMT"/>
+          <w:rFonts w:ascii="TimesNewRomanPSMT" w:hAnsi="TimesNewRomanPSMT" w:hint="eastAsia"/>
           <w:color w:val="000000"/>
           <w:sz w:val="24"/>
           <w:lang w:eastAsia="zh-CN"/>
@@ -21149,7 +20541,7 @@
     <w:p>
       <w:pPr>
         <w:rPr>
-          <w:rFonts w:ascii="TimesNewRomanPSMT" w:hAnsi="TimesNewRomanPSMT"/>
+          <w:rFonts w:ascii="TimesNewRomanPSMT" w:hAnsi="TimesNewRomanPSMT" w:hint="eastAsia"/>
           <w:color w:val="000000"/>
           <w:sz w:val="24"/>
           <w:lang w:eastAsia="zh-CN"/>
@@ -21159,7 +20551,7 @@
     <w:p>
       <w:pPr>
         <w:rPr>
-          <w:rFonts w:ascii="TimesNewRomanPSMT" w:hAnsi="TimesNewRomanPSMT"/>
+          <w:rFonts w:ascii="TimesNewRomanPSMT" w:hAnsi="TimesNewRomanPSMT" w:hint="eastAsia"/>
           <w:color w:val="000000"/>
           <w:sz w:val="24"/>
           <w:lang w:eastAsia="zh-CN"/>
@@ -21169,7 +20561,7 @@
     <w:p>
       <w:pPr>
         <w:rPr>
-          <w:rFonts w:ascii="TimesNewRomanPSMT" w:hAnsi="TimesNewRomanPSMT"/>
+          <w:rFonts w:ascii="TimesNewRomanPSMT" w:hAnsi="TimesNewRomanPSMT" w:hint="eastAsia"/>
           <w:color w:val="000000"/>
           <w:sz w:val="24"/>
           <w:lang w:eastAsia="zh-CN"/>
@@ -21190,7 +20582,7 @@
       <w:pPr>
         <w:pStyle w:val="1"/>
         <w:rPr>
-          <w:rFonts w:ascii="TimesNewRomanPSMT" w:eastAsiaTheme="minorEastAsia" w:hAnsi="TimesNewRomanPSMT"/>
+          <w:rFonts w:ascii="TimesNewRomanPSMT" w:eastAsiaTheme="minorEastAsia" w:hAnsi="TimesNewRomanPSMT" w:hint="eastAsia"/>
           <w:b/>
           <w:bCs/>
           <w:color w:val="000000" w:themeColor="text1"/>
@@ -21230,7 +20622,7 @@
     <w:p>
       <w:pPr>
         <w:rPr>
-          <w:rFonts w:ascii="TimesNewRomanPSMT" w:hAnsi="TimesNewRomanPSMT"/>
+          <w:rFonts w:ascii="TimesNewRomanPSMT" w:hAnsi="TimesNewRomanPSMT" w:hint="eastAsia"/>
           <w:color w:val="000000"/>
           <w:sz w:val="24"/>
           <w:lang w:eastAsia="zh-CN"/>
@@ -21303,37 +20695,7 @@
           <w:sz w:val="32"/>
           <w:lang w:eastAsia="zh-CN"/>
         </w:rPr>
-        <w:t>4</w:t>
-      </w:r>
-      <w:r>
-        <w:rPr>
-          <w:rFonts w:ascii="TimesNewRomanPS" w:hAnsi="TimesNewRomanPS" w:hint="eastAsia"/>
-          <w:b/>
-          <w:color w:val="000000"/>
-          <w:sz w:val="32"/>
-          <w:lang w:eastAsia="zh-CN"/>
-        </w:rPr>
-        <w:t xml:space="preserve">.1.1 </w:t>
-      </w:r>
-      <w:r>
-        <w:rPr>
-          <w:rFonts w:ascii="TimesNewRomanPS" w:hAnsi="TimesNewRomanPS" w:hint="eastAsia"/>
-          <w:b/>
-          <w:color w:val="000000"/>
-          <w:sz w:val="32"/>
-          <w:lang w:eastAsia="zh-CN"/>
-        </w:rPr>
-        <w:t>System</w:t>
-      </w:r>
-      <w:r>
-        <w:rPr>
-          <w:rFonts w:ascii="TimesNewRomanPS" w:hAnsi="TimesNewRomanPS" w:hint="eastAsia"/>
-          <w:b/>
-          <w:color w:val="000000"/>
-          <w:sz w:val="32"/>
-          <w:lang w:eastAsia="zh-CN"/>
-        </w:rPr>
-        <w:t xml:space="preserve"> Test Cases</w:t>
+        <w:t>4.1.1 System Test Cases</w:t>
       </w:r>
     </w:p>
     <w:p>
@@ -21353,27 +20715,7 @@
           <w:sz w:val="24"/>
           <w:lang w:eastAsia="zh-CN"/>
         </w:rPr>
-        <w:t>4</w:t>
-      </w:r>
-      <w:r>
-        <w:rPr>
-          <w:rFonts w:ascii="TimesNewRomanPS" w:hAnsi="TimesNewRomanPS" w:hint="eastAsia"/>
-          <w:b/>
-          <w:color w:val="000000"/>
-          <w:sz w:val="24"/>
-          <w:lang w:eastAsia="zh-CN"/>
-        </w:rPr>
-        <w:t xml:space="preserve">.1.1.1 </w:t>
-      </w:r>
-      <w:r>
-        <w:rPr>
-          <w:rFonts w:ascii="TimesNewRomanPS" w:hAnsi="TimesNewRomanPS" w:hint="eastAsia"/>
-          <w:b/>
-          <w:color w:val="000000"/>
-          <w:sz w:val="24"/>
-          <w:lang w:eastAsia="zh-CN"/>
-        </w:rPr>
-        <w:t>S</w:t>
+        <w:t>4.1.1.1 S</w:t>
       </w:r>
       <w:r>
         <w:rPr>
@@ -21528,7 +20870,6 @@
               <w:lang w:eastAsia="zh-CN"/>
             </w:rPr>
           </w:pPr>
-          <w:proofErr w:type="spellStart"/>
           <w:r>
             <w:rPr>
               <w:rFonts w:ascii="TimesNewRomanPSMT" w:hAnsi="TimesNewRomanPSMT" w:hint="eastAsia"/>
@@ -21555,7 +20896,6 @@
             </w:rPr>
             <w:t>TestPlan</w:t>
           </w:r>
-          <w:proofErr w:type="spellEnd"/>
           <w:r>
             <w:rPr>
               <w:rFonts w:ascii="TimesNewRomanPSMT" w:eastAsia="TimesNewRomanPSMT" w:hAnsi="TimesNewRomanPSMT"/>
